--- a/en/scientists/CV/Word/Guliyev_Arif_CV_EN.docx
+++ b/en/scientists/CV/Word/Guliyev_Arif_CV_EN.docx
@@ -377,7 +377,7 @@
           <w:sz w:val="21"/>
           <w:szCs w:val="21"/>
         </w:rPr>
-        <w:t>Arif Guliyev is a professor in the Department of Constitutional Law, International Law and Public-Law Subjects at the Kyiv University of Intellectual Property and Law of the National University Odesa Law Academy, and a member of its scientific council since 2021. In 2005 he received the Candidate of Sciences degree in public administration at the Academy of Public Administration under the President of Ukraine; the CV says this was recognized in Azerbaijan as Candidate of Legal Sciences. In 2012 he received the Doctor of Legal Sciences degree at the Institute of Legislation of the Verkhovna Rada of Ukraine. The CV states 8 monographs, 3 textbooks, 2 teaching aids, more than 250 articles, 3 Scopus articles, and supervision of 25 candidates and 2 doctors of legal sciences.</w:t>
+        <w:t>Arif Guliyev is a professor in the Department of Constitutional Law, International Law and Public-Law Subjects at the Kyiv University of Intellectual Property and Law of the National University Odesa Law Academy, and a member of its scientific council since 2021. In 2005 he received the Candidate of Sciences degree in public administration at the Academy of Public Administration under the President of Ukraine; recognized in Azerbaijan as Candidate of Legal Sciences. In 2012 he received the Doctor of Legal Sciences degree at the Institute of Legislation of the Verkhovna Rada of Ukraine. Published 8 monographs, 3 textbooks, 2 teaching aids, more than 250 articles, and 3 Scopus articles; supervised 25 candidates and 2 doctors of legal sciences.</w:t>
       </w:r>
     </w:p>
     <w:p>
@@ -744,7 +744,7 @@
                 <w:sz w:val="21"/>
                 <w:szCs w:val="21"/>
               </w:rPr>
-              <w:t>Public administration. Thesis: features of the institution of the presidency in Ukraine and the Republic of Azerbaijan, a public-administration aspect. The CV says the degree was recognized in Azerbaijan as Candidate of Legal Sciences. Master’s and postgraduate study at the same academy are mentioned without separate years</w:t>
+              <w:t>Public administration. Thesis: features of the institution of the presidency in Ukraine and the Republic of Azerbaijan, a public-administration aspect. Recognized in Azerbaijan as Candidate of Legal Sciences.</w:t>
             </w:r>
           </w:p>
         </w:tc>
@@ -1832,7 +1832,7 @@
                 <w:sz w:val="21"/>
                 <w:szCs w:val="21"/>
               </w:rPr>
-              <w:t>CV</w:t>
+              <w:t>Self-reported</w:t>
             </w:r>
           </w:p>
         </w:tc>
@@ -1936,7 +1936,7 @@
                 <w:sz w:val="21"/>
                 <w:szCs w:val="21"/>
               </w:rPr>
-              <w:t>CV</w:t>
+              <w:t>Self-reported</w:t>
             </w:r>
           </w:p>
         </w:tc>
@@ -2040,7 +2040,7 @@
                 <w:sz w:val="21"/>
                 <w:szCs w:val="21"/>
               </w:rPr>
-              <w:t>CV</w:t>
+              <w:t>Self-reported</w:t>
             </w:r>
           </w:p>
         </w:tc>
@@ -2144,7 +2144,7 @@
                 <w:sz w:val="21"/>
                 <w:szCs w:val="21"/>
               </w:rPr>
-              <w:t>CV</w:t>
+              <w:t>Self-reported</w:t>
             </w:r>
           </w:p>
         </w:tc>
@@ -2248,7 +2248,7 @@
                 <w:sz w:val="21"/>
                 <w:szCs w:val="21"/>
               </w:rPr>
-              <w:t>CV</w:t>
+              <w:t>Self-reported</w:t>
             </w:r>
           </w:p>
         </w:tc>
